--- a/Docs/Evidencias/GA5-AA2-EV01_Informe_Hallazgos.docx
+++ b/Docs/Evidencias/GA5-AA2-EV01_Informe_Hallazgos.docx
@@ -65,42 +65,6 @@
         <w:t xml:space="preserve"> 3336511</w:t>
       </w:r>
     </w:p>
-    <w:p>
-      <w:r>
-        <w:rPr>
-          <w:i/>
-          <w:color w:val="555555"/>
-        </w:rPr>
-        <w:t>**Estado de la prueba:** se registran **3 usuarios simulados** (para validar el</w:t>
-      </w:r>
-    </w:p>
-    <w:p>
-      <w:r>
-        <w:rPr>
-          <w:i/>
-          <w:color w:val="555555"/>
-        </w:rPr>
-        <w:t>flujo y el análisis) y quedan **2 usuarios reales** por diligenciar. Los</w:t>
-      </w:r>
-    </w:p>
-    <w:p>
-      <w:r>
-        <w:rPr>
-          <w:i/>
-          <w:color w:val="555555"/>
-        </w:rPr>
-        <w:t>promedios y gráficos se recalculan automáticamente al completar los datos</w:t>
-      </w:r>
-    </w:p>
-    <w:p>
-      <w:r>
-        <w:rPr>
-          <w:i/>
-          <w:color w:val="555555"/>
-        </w:rPr>
-        <w:t>reales en `Evidencias/Documentos/Analitica/respuestas.csv`.</w:t>
-      </w:r>
-    </w:p>
     <w:p/>
     <w:p>
       <w:pPr>
@@ -166,17 +130,22 @@
     </w:p>
     <w:p>
       <w:r>
-        <w:t>funcionalidad del prototipo de NitroRhythm. La prueba evaluó seis aspectos:</w:t>
+        <w:t>funcionalidad del prototipo de NitroRhythm, aplicada a cinco usuarios mediante un</w:t>
       </w:r>
     </w:p>
     <w:p>
       <w:r>
-        <w:t>estructura del videojuego, interfaces, interactividad, concepto gráfico (imágenes</w:t>
+        <w:t>formulario de Google Forms. La prueba evaluó seis aspectos: estructura del</w:t>
       </w:r>
     </w:p>
     <w:p>
       <w:r>
-        <w:t>y audios), niveles y mecánicas.</w:t>
+        <w:t>videojuego, interfaces, interactividad, concepto gráfico (imágenes y audios),</w:t>
+      </w:r>
+    </w:p>
+    <w:p>
+      <w:r>
+        <w:t>niveles y mecánicas.</w:t>
       </w:r>
     </w:p>
     <w:p>
@@ -232,12 +201,26 @@
     </w:p>
     <w:p>
       <w:r>
-        <w:t>pregunta abierta. La herramienta de analítica (Google Forms / script local)</w:t>
+        <w:t>pregunta abierta, aplicado a 5 usuarios tras jugar una partida completa. La</w:t>
       </w:r>
     </w:p>
     <w:p>
       <w:r>
-        <w:t>genera las estadísticas y gráficos que se anexan.</w:t>
+        <w:t>herramienta de analítica (Google Forms) genera las estadísticas y gráficos que se</w:t>
+      </w:r>
+    </w:p>
+    <w:p>
+      <w:r>
+        <w:t xml:space="preserve">anexan; el detalle por pregunta está en </w:t>
+      </w:r>
+      <w:r>
+        <w:rPr>
+          <w:rFonts w:ascii="Consolas" w:hAnsi="Consolas"/>
+        </w:rPr>
+        <w:t>Analitica/reporte_google_forms.md</w:t>
+      </w:r>
+      <w:r>
+        <w:t>.</w:t>
       </w:r>
     </w:p>
     <w:p/>
@@ -254,7 +237,142 @@
         <w:rPr>
           <w:b/>
         </w:rPr>
-        <w:t>Promedio general: 4.27 / 5 (3 usuarios simulados).</w:t>
+        <w:t>Respuestas: 5 usuarios · Promedio general: 4.22 / 5.</w:t>
+      </w:r>
+    </w:p>
+    <w:p>
+      <w:r>
+        <w:drawing>
+          <wp:inline xmlns:a="http://schemas.openxmlformats.org/drawingml/2006/main" xmlns:pic="http://schemas.openxmlformats.org/drawingml/2006/picture">
+            <wp:extent cx="5486400" cy="2743200"/>
+            <wp:docPr id="1" name="Picture 1"/>
+            <wp:cNvGraphicFramePr>
+              <a:graphicFrameLocks noChangeAspect="1"/>
+            </wp:cNvGraphicFramePr>
+            <a:graphic>
+              <a:graphicData uri="http://schemas.openxmlformats.org/drawingml/2006/picture">
+                <pic:pic>
+                  <pic:nvPicPr>
+                    <pic:cNvPr id="0" name="analitica_preguntas.png"/>
+                    <pic:cNvPicPr/>
+                  </pic:nvPicPr>
+                  <pic:blipFill>
+                    <a:blip r:embed="rId9"/>
+                    <a:stretch>
+                      <a:fillRect/>
+                    </a:stretch>
+                  </pic:blipFill>
+                  <pic:spPr>
+                    <a:xfrm>
+                      <a:off x="0" y="0"/>
+                      <a:ext cx="5486400" cy="2743200"/>
+                    </a:xfrm>
+                    <a:prstGeom prst="rect"/>
+                  </pic:spPr>
+                </pic:pic>
+              </a:graphicData>
+            </a:graphic>
+          </wp:inline>
+        </w:drawing>
+      </w:r>
+    </w:p>
+    <w:p>
+      <w:r>
+        <w:rPr>
+          <w:i/>
+          <w:sz w:val="18"/>
+        </w:rPr>
+        <w:t>Promedio por pregunta</w:t>
+      </w:r>
+    </w:p>
+    <w:p>
+      <w:r>
+        <w:drawing>
+          <wp:inline xmlns:a="http://schemas.openxmlformats.org/drawingml/2006/main" xmlns:pic="http://schemas.openxmlformats.org/drawingml/2006/picture">
+            <wp:extent cx="5486400" cy="3048000"/>
+            <wp:docPr id="2" name="Picture 2"/>
+            <wp:cNvGraphicFramePr>
+              <a:graphicFrameLocks noChangeAspect="1"/>
+            </wp:cNvGraphicFramePr>
+            <a:graphic>
+              <a:graphicData uri="http://schemas.openxmlformats.org/drawingml/2006/picture">
+                <pic:pic>
+                  <pic:nvPicPr>
+                    <pic:cNvPr id="0" name="analitica_usuarios.png"/>
+                    <pic:cNvPicPr/>
+                  </pic:nvPicPr>
+                  <pic:blipFill>
+                    <a:blip r:embed="rId10"/>
+                    <a:stretch>
+                      <a:fillRect/>
+                    </a:stretch>
+                  </pic:blipFill>
+                  <pic:spPr>
+                    <a:xfrm>
+                      <a:off x="0" y="0"/>
+                      <a:ext cx="5486400" cy="3048000"/>
+                    </a:xfrm>
+                    <a:prstGeom prst="rect"/>
+                  </pic:spPr>
+                </pic:pic>
+              </a:graphicData>
+            </a:graphic>
+          </wp:inline>
+        </w:drawing>
+      </w:r>
+    </w:p>
+    <w:p>
+      <w:r>
+        <w:rPr>
+          <w:i/>
+          <w:sz w:val="18"/>
+        </w:rPr>
+        <w:t>Promedio por usuario</w:t>
+      </w:r>
+    </w:p>
+    <w:p>
+      <w:r>
+        <w:drawing>
+          <wp:inline xmlns:a="http://schemas.openxmlformats.org/drawingml/2006/main" xmlns:pic="http://schemas.openxmlformats.org/drawingml/2006/picture">
+            <wp:extent cx="5486400" cy="2743200"/>
+            <wp:docPr id="3" name="Picture 3"/>
+            <wp:cNvGraphicFramePr>
+              <a:graphicFrameLocks noChangeAspect="1"/>
+            </wp:cNvGraphicFramePr>
+            <a:graphic>
+              <a:graphicData uri="http://schemas.openxmlformats.org/drawingml/2006/picture">
+                <pic:pic>
+                  <pic:nvPicPr>
+                    <pic:cNvPr id="0" name="distribucion_respuestas.png"/>
+                    <pic:cNvPicPr/>
+                  </pic:nvPicPr>
+                  <pic:blipFill>
+                    <a:blip r:embed="rId11"/>
+                    <a:stretch>
+                      <a:fillRect/>
+                    </a:stretch>
+                  </pic:blipFill>
+                  <pic:spPr>
+                    <a:xfrm>
+                      <a:off x="0" y="0"/>
+                      <a:ext cx="5486400" cy="2743200"/>
+                    </a:xfrm>
+                    <a:prstGeom prst="rect"/>
+                  </pic:spPr>
+                </pic:pic>
+              </a:graphicData>
+            </a:graphic>
+          </wp:inline>
+        </w:drawing>
+      </w:r>
+    </w:p>
+    <w:p>
+      <w:r>
+        <w:rPr>
+          <w:i/>
+          <w:sz w:val="18"/>
+        </w:rPr>
+        <w:t>Distribución de respuestas por pregunta</w:t>
       </w:r>
     </w:p>
     <w:tbl>
@@ -276,6 +394,10 @@
           </w:tcPr>
           <w:p>
             <w:r>
+              <w:rPr>
+                <w:b/>
+                <w:sz w:val="18"/>
+              </w:rPr>
               <w:t>#</w:t>
             </w:r>
           </w:p>
@@ -286,6 +408,10 @@
           </w:tcPr>
           <w:p>
             <w:r>
+              <w:rPr>
+                <w:b/>
+                <w:sz w:val="18"/>
+              </w:rPr>
               <w:t>Aspecto</w:t>
             </w:r>
           </w:p>
@@ -296,6 +422,10 @@
           </w:tcPr>
           <w:p>
             <w:r>
+              <w:rPr>
+                <w:b/>
+                <w:sz w:val="18"/>
+              </w:rPr>
               <w:t>Promedio (1–5)</w:t>
             </w:r>
           </w:p>
@@ -306,6 +436,10 @@
           </w:tcPr>
           <w:p>
             <w:r>
+              <w:rPr>
+                <w:b/>
+                <w:sz w:val="18"/>
+              </w:rPr>
               <w:t>Tipo de hallazgo</w:t>
             </w:r>
           </w:p>
@@ -318,6 +452,9 @@
           </w:tcPr>
           <w:p>
             <w:r>
+              <w:rPr>
+                <w:sz w:val="18"/>
+              </w:rPr>
               <w:t>1</w:t>
             </w:r>
           </w:p>
@@ -328,6 +465,9 @@
           </w:tcPr>
           <w:p>
             <w:r>
+              <w:rPr>
+                <w:sz w:val="18"/>
+              </w:rPr>
               <w:t>Estructura</w:t>
             </w:r>
           </w:p>
@@ -338,7 +478,10 @@
           </w:tcPr>
           <w:p>
             <w:r>
-              <w:t>4.67</w:t>
+              <w:rPr>
+                <w:sz w:val="18"/>
+              </w:rPr>
+              <w:t>4.60</w:t>
             </w:r>
           </w:p>
         </w:tc>
@@ -348,6 +491,9 @@
           </w:tcPr>
           <w:p>
             <w:r>
+              <w:rPr>
+                <w:sz w:val="18"/>
+              </w:rPr>
               <w:t>Fortaleza</w:t>
             </w:r>
           </w:p>
@@ -360,6 +506,9 @@
           </w:tcPr>
           <w:p>
             <w:r>
+              <w:rPr>
+                <w:sz w:val="18"/>
+              </w:rPr>
               <w:t>2</w:t>
             </w:r>
           </w:p>
@@ -370,6 +519,9 @@
           </w:tcPr>
           <w:p>
             <w:r>
+              <w:rPr>
+                <w:sz w:val="18"/>
+              </w:rPr>
               <w:t>Estructura</w:t>
             </w:r>
           </w:p>
@@ -380,7 +532,10 @@
           </w:tcPr>
           <w:p>
             <w:r>
-              <w:t>4.33</w:t>
+              <w:rPr>
+                <w:sz w:val="18"/>
+              </w:rPr>
+              <w:t>4.40</w:t>
             </w:r>
           </w:p>
         </w:tc>
@@ -390,6 +545,9 @@
           </w:tcPr>
           <w:p>
             <w:r>
+              <w:rPr>
+                <w:sz w:val="18"/>
+              </w:rPr>
               <w:t>Fortaleza</w:t>
             </w:r>
           </w:p>
@@ -402,6 +560,9 @@
           </w:tcPr>
           <w:p>
             <w:r>
+              <w:rPr>
+                <w:sz w:val="18"/>
+              </w:rPr>
               <w:t>3</w:t>
             </w:r>
           </w:p>
@@ -412,6 +573,9 @@
           </w:tcPr>
           <w:p>
             <w:r>
+              <w:rPr>
+                <w:sz w:val="18"/>
+              </w:rPr>
               <w:t>Interfaces</w:t>
             </w:r>
           </w:p>
@@ -422,7 +586,10 @@
           </w:tcPr>
           <w:p>
             <w:r>
-              <w:t>4.33</w:t>
+              <w:rPr>
+                <w:sz w:val="18"/>
+              </w:rPr>
+              <w:t>4.20</w:t>
             </w:r>
           </w:p>
         </w:tc>
@@ -432,6 +599,9 @@
           </w:tcPr>
           <w:p>
             <w:r>
+              <w:rPr>
+                <w:sz w:val="18"/>
+              </w:rPr>
               <w:t>Fortaleza</w:t>
             </w:r>
           </w:p>
@@ -444,6 +614,9 @@
           </w:tcPr>
           <w:p>
             <w:r>
+              <w:rPr>
+                <w:sz w:val="18"/>
+              </w:rPr>
               <w:t>4</w:t>
             </w:r>
           </w:p>
@@ -454,6 +627,9 @@
           </w:tcPr>
           <w:p>
             <w:r>
+              <w:rPr>
+                <w:sz w:val="18"/>
+              </w:rPr>
               <w:t>Interfaces (HUD)</w:t>
             </w:r>
           </w:p>
@@ -464,7 +640,10 @@
           </w:tcPr>
           <w:p>
             <w:r>
-              <w:t>3.67</w:t>
+              <w:rPr>
+                <w:sz w:val="18"/>
+              </w:rPr>
+              <w:t>3.80</w:t>
             </w:r>
           </w:p>
         </w:tc>
@@ -474,6 +653,9 @@
           </w:tcPr>
           <w:p>
             <w:r>
+              <w:rPr>
+                <w:sz w:val="18"/>
+              </w:rPr>
               <w:t>Aceptable</w:t>
             </w:r>
           </w:p>
@@ -486,6 +668,9 @@
           </w:tcPr>
           <w:p>
             <w:r>
+              <w:rPr>
+                <w:sz w:val="18"/>
+              </w:rPr>
               <w:t>5</w:t>
             </w:r>
           </w:p>
@@ -496,6 +681,9 @@
           </w:tcPr>
           <w:p>
             <w:r>
+              <w:rPr>
+                <w:sz w:val="18"/>
+              </w:rPr>
               <w:t>Interactividad</w:t>
             </w:r>
           </w:p>
@@ -506,7 +694,10 @@
           </w:tcPr>
           <w:p>
             <w:r>
-              <w:t>4.33</w:t>
+              <w:rPr>
+                <w:sz w:val="18"/>
+              </w:rPr>
+              <w:t>4.20</w:t>
             </w:r>
           </w:p>
         </w:tc>
@@ -516,6 +707,9 @@
           </w:tcPr>
           <w:p>
             <w:r>
+              <w:rPr>
+                <w:sz w:val="18"/>
+              </w:rPr>
               <w:t>Fortaleza</w:t>
             </w:r>
           </w:p>
@@ -528,6 +722,9 @@
           </w:tcPr>
           <w:p>
             <w:r>
+              <w:rPr>
+                <w:sz w:val="18"/>
+              </w:rPr>
               <w:t>6</w:t>
             </w:r>
           </w:p>
@@ -538,6 +735,9 @@
           </w:tcPr>
           <w:p>
             <w:r>
+              <w:rPr>
+                <w:sz w:val="18"/>
+              </w:rPr>
               <w:t>Interactividad</w:t>
             </w:r>
           </w:p>
@@ -548,6 +748,9 @@
           </w:tcPr>
           <w:p>
             <w:r>
+              <w:rPr>
+                <w:sz w:val="18"/>
+              </w:rPr>
               <w:t>4.00</w:t>
             </w:r>
           </w:p>
@@ -558,6 +761,9 @@
           </w:tcPr>
           <w:p>
             <w:r>
+              <w:rPr>
+                <w:sz w:val="18"/>
+              </w:rPr>
               <w:t>Fortaleza</w:t>
             </w:r>
           </w:p>
@@ -570,6 +776,9 @@
           </w:tcPr>
           <w:p>
             <w:r>
+              <w:rPr>
+                <w:sz w:val="18"/>
+              </w:rPr>
               <w:t>7</w:t>
             </w:r>
           </w:p>
@@ -580,6 +789,9 @@
           </w:tcPr>
           <w:p>
             <w:r>
+              <w:rPr>
+                <w:sz w:val="18"/>
+              </w:rPr>
               <w:t>Concepto gráfico</w:t>
             </w:r>
           </w:p>
@@ -590,7 +802,10 @@
           </w:tcPr>
           <w:p>
             <w:r>
-              <w:t>4.67</w:t>
+              <w:rPr>
+                <w:sz w:val="18"/>
+              </w:rPr>
+              <w:t>4.60</w:t>
             </w:r>
           </w:p>
         </w:tc>
@@ -600,6 +815,9 @@
           </w:tcPr>
           <w:p>
             <w:r>
+              <w:rPr>
+                <w:sz w:val="18"/>
+              </w:rPr>
               <w:t>Fortaleza</w:t>
             </w:r>
           </w:p>
@@ -612,6 +830,9 @@
           </w:tcPr>
           <w:p>
             <w:r>
+              <w:rPr>
+                <w:sz w:val="18"/>
+              </w:rPr>
               <w:t>8</w:t>
             </w:r>
           </w:p>
@@ -622,6 +843,9 @@
           </w:tcPr>
           <w:p>
             <w:r>
+              <w:rPr>
+                <w:sz w:val="18"/>
+              </w:rPr>
               <w:t>Concepto gráfico (audio)</w:t>
             </w:r>
           </w:p>
@@ -632,7 +856,10 @@
           </w:tcPr>
           <w:p>
             <w:r>
-              <w:t>4.33</w:t>
+              <w:rPr>
+                <w:sz w:val="18"/>
+              </w:rPr>
+              <w:t>4.40</w:t>
             </w:r>
           </w:p>
         </w:tc>
@@ -642,6 +869,9 @@
           </w:tcPr>
           <w:p>
             <w:r>
+              <w:rPr>
+                <w:sz w:val="18"/>
+              </w:rPr>
               <w:t>Fortaleza</w:t>
             </w:r>
           </w:p>
@@ -654,6 +884,9 @@
           </w:tcPr>
           <w:p>
             <w:r>
+              <w:rPr>
+                <w:sz w:val="18"/>
+              </w:rPr>
               <w:t>9</w:t>
             </w:r>
           </w:p>
@@ -664,6 +897,9 @@
           </w:tcPr>
           <w:p>
             <w:r>
+              <w:rPr>
+                <w:sz w:val="18"/>
+              </w:rPr>
               <w:t>Niveles</w:t>
             </w:r>
           </w:p>
@@ -674,7 +910,10 @@
           </w:tcPr>
           <w:p>
             <w:r>
-              <w:t>3.67</w:t>
+              <w:rPr>
+                <w:sz w:val="18"/>
+              </w:rPr>
+              <w:t>3.60</w:t>
             </w:r>
           </w:p>
         </w:tc>
@@ -684,6 +923,9 @@
           </w:tcPr>
           <w:p>
             <w:r>
+              <w:rPr>
+                <w:sz w:val="18"/>
+              </w:rPr>
               <w:t>Aceptable</w:t>
             </w:r>
           </w:p>
@@ -696,6 +938,9 @@
           </w:tcPr>
           <w:p>
             <w:r>
+              <w:rPr>
+                <w:sz w:val="18"/>
+              </w:rPr>
               <w:t>10</w:t>
             </w:r>
           </w:p>
@@ -706,6 +951,9 @@
           </w:tcPr>
           <w:p>
             <w:r>
+              <w:rPr>
+                <w:sz w:val="18"/>
+              </w:rPr>
               <w:t>Mecánicas</w:t>
             </w:r>
           </w:p>
@@ -716,7 +964,10 @@
           </w:tcPr>
           <w:p>
             <w:r>
-              <w:t>4.67</w:t>
+              <w:rPr>
+                <w:sz w:val="18"/>
+              </w:rPr>
+              <w:t>4.40</w:t>
             </w:r>
           </w:p>
         </w:tc>
@@ -726,6 +977,9 @@
           </w:tcPr>
           <w:p>
             <w:r>
+              <w:rPr>
+                <w:sz w:val="18"/>
+              </w:rPr>
               <w:t>Fortaleza</w:t>
             </w:r>
           </w:p>
@@ -737,7 +991,35 @@
         <w:rPr>
           <w:b/>
         </w:rPr>
-        <w:t>Gráficos anexos</w:t>
+        <w:t>Archivos anexos</w:t>
+      </w:r>
+    </w:p>
+    <w:p>
+      <w:pPr>
+        <w:pStyle w:val="ListBullet"/>
+      </w:pPr>
+      <w:r>
+        <w:rPr>
+          <w:rFonts w:ascii="Consolas" w:hAnsi="Consolas"/>
+        </w:rPr>
+        <w:t>Analitica/reporte_google_forms.md</w:t>
+      </w:r>
+      <w:r>
+        <w:t xml:space="preserve"> — resumen por pregunta (estilo Google Forms).</w:t>
+      </w:r>
+    </w:p>
+    <w:p>
+      <w:pPr>
+        <w:pStyle w:val="ListBullet"/>
+      </w:pPr>
+      <w:r>
+        <w:rPr>
+          <w:rFonts w:ascii="Consolas" w:hAnsi="Consolas"/>
+        </w:rPr>
+        <w:t>Analitica/respuestas.csv</w:t>
+      </w:r>
+      <w:r>
+        <w:t xml:space="preserve"> — respuestas crudas (exportación del formulario).</w:t>
       </w:r>
     </w:p>
     <w:p>
@@ -751,35 +1033,25 @@
         <w:t>Analitica/analitica_preguntas.png</w:t>
       </w:r>
       <w:r>
-        <w:t xml:space="preserve"> — promedio por pregunta.</w:t>
+        <w:t xml:space="preserve">, </w:t>
       </w:r>
-    </w:p>
-    <w:p>
-      <w:pPr>
-        <w:pStyle w:val="ListBullet"/>
-      </w:pPr>
       <w:r>
         <w:rPr>
           <w:rFonts w:ascii="Consolas" w:hAnsi="Consolas"/>
         </w:rPr>
-        <w:t>Analitica/analitica_usuarios.png</w:t>
+        <w:t>analitica_usuarios.png</w:t>
       </w:r>
       <w:r>
-        <w:t xml:space="preserve"> — promedio por usuario.</w:t>
+        <w:t xml:space="preserve">, </w:t>
       </w:r>
-    </w:p>
-    <w:p>
-      <w:pPr>
-        <w:pStyle w:val="ListBullet"/>
-      </w:pPr>
       <w:r>
         <w:rPr>
           <w:rFonts w:ascii="Consolas" w:hAnsi="Consolas"/>
         </w:rPr>
-        <w:t>Analitica/respuestas.csv</w:t>
+        <w:t>distribucion_respuestas.png</w:t>
       </w:r>
       <w:r>
-        <w:t xml:space="preserve"> — respuestas crudas (incluye filas reales).</w:t>
+        <w:t>.</w:t>
       </w:r>
     </w:p>
     <w:p>
@@ -812,7 +1084,7 @@
         <w:rPr>
           <w:b/>
         </w:rPr>
-        <w:t>P1 — Estructura general (4.67, Fortaleza).</w:t>
+        <w:t>P1 — Estructura general (4.60, Fortaleza).</w:t>
       </w:r>
       <w:r>
         <w:t xml:space="preserve"> Los usuarios entendieron el flujo</w:t>
@@ -820,12 +1092,12 @@
     </w:p>
     <w:p>
       <w:r>
-        <w:t>menú → selección → carrera → resultados sin ayuda. La separación en cuatro</w:t>
+        <w:t>menú → selección → carrera → resultados sin ayuda. La separación en cuatro escenas</w:t>
       </w:r>
     </w:p>
     <w:p>
       <w:r>
-        <w:t>escenas eliminó la ambigüedad del prototipo inicial.</w:t>
+        <w:t>eliminó la ambigüedad del prototipo inicial.</w:t>
       </w:r>
     </w:p>
     <w:p>
@@ -833,15 +1105,15 @@
         <w:rPr>
           <w:b/>
         </w:rPr>
-        <w:t>P2 — Navegación entre pantallas (4.33, Fortaleza).</w:t>
+        <w:t>P2 — Navegación entre pantallas (4.40, Fortaleza).</w:t>
       </w:r>
       <w:r>
-        <w:t xml:space="preserve"> El botón de menú y la</w:t>
+        <w:t xml:space="preserve"> El botón de menú y la pausa</w:t>
       </w:r>
     </w:p>
     <w:p>
       <w:r>
-        <w:t>pausa permiten volver siempre; no se reportaron bloqueos de navegación.</w:t>
+        <w:t>permiten volver siempre; no se reportaron bloqueos de navegación.</w:t>
       </w:r>
     </w:p>
     <w:p>
@@ -849,7 +1121,7 @@
         <w:rPr>
           <w:b/>
         </w:rPr>
-        <w:t>P3 — Claridad de las interfaces (4.33, Fortaleza).</w:t>
+        <w:t>P3 — Claridad de las interfaces (4.20, Fortaleza).</w:t>
       </w:r>
       <w:r>
         <w:t xml:space="preserve"> El uso de Canvas +</w:t>
@@ -865,7 +1137,7 @@
         <w:rPr>
           <w:b/>
         </w:rPr>
-        <w:t>P4 — Utilidad del HUD (3.67, Aceptable).</w:t>
+        <w:t>P4 — Utilidad del HUD (3.80, Aceptable).</w:t>
       </w:r>
       <w:r>
         <w:t xml:space="preserve"> Hallazgo: el HUD cumple, pero los</w:t>
@@ -886,7 +1158,7 @@
         <w:rPr>
           <w:b/>
         </w:rPr>
-        <w:t>P5 — Respuesta de los controles (4.33, Fortaleza).</w:t>
+        <w:t>P5 — Respuesta de los controles (4.20, Fortaleza).</w:t>
       </w:r>
       <w:r>
         <w:t xml:space="preserve"> La conducción arcade se</w:t>
@@ -923,20 +1195,20 @@
         <w:rPr>
           <w:b/>
         </w:rPr>
-        <w:t>P7 — Estética neón y animaciones (4.67, Fortaleza).</w:t>
+        <w:t>P7 — Estética neón y animaciones (4.60, Fortaleza).</w:t>
       </w:r>
       <w:r>
-        <w:t xml:space="preserve"> La puntuación más alta:</w:t>
+        <w:t xml:space="preserve"> Una de las puntuaciones más</w:t>
       </w:r>
     </w:p>
     <w:p>
       <w:r>
-        <w:t>el rediseño con karts 3D, pista con rejilla neón y post-proceso (bloom) fue muy</w:t>
+        <w:t>altas: el rediseño con karts 3D, pista con rejilla neón y post-proceso (bloom) fue</w:t>
       </w:r>
     </w:p>
     <w:p>
       <w:r>
-        <w:t>bien valorado.</w:t>
+        <w:t>muy bien valorado.</w:t>
       </w:r>
     </w:p>
     <w:p>
@@ -944,7 +1216,7 @@
         <w:rPr>
           <w:b/>
         </w:rPr>
-        <w:t>P8 — Audio y generación reactiva (4.33, Fortaleza).</w:t>
+        <w:t>P8 — Audio y generación reactiva (4.40, Fortaleza).</w:t>
       </w:r>
       <w:r>
         <w:t xml:space="preserve"> La música y la pista que</w:t>
@@ -960,7 +1232,7 @@
         <w:rPr>
           <w:b/>
         </w:rPr>
-        <w:t>P9 — Progresión y checkpoints (3.67, Aceptable).</w:t>
+        <w:t>P9 — Progresión y checkpoints (3.60, Aceptable).</w:t>
       </w:r>
       <w:r>
         <w:t xml:space="preserve"> Hallazgo: la curva de</w:t>
@@ -981,15 +1253,15 @@
         <w:rPr>
           <w:b/>
         </w:rPr>
-        <w:t>P10 — Mecánicas (4.67, Fortaleza).</w:t>
+        <w:t>P10 — Mecánicas (4.40, Fortaleza).</w:t>
       </w:r>
       <w:r>
-        <w:t xml:space="preserve"> Carrera, persecución del villano, combate</w:t>
+        <w:t xml:space="preserve"> Carrera, persecución del villano, combate y</w:t>
       </w:r>
     </w:p>
     <w:p>
       <w:r>
-        <w:t>y modos multijugador se percibieron completos y funcionales.</w:t>
+        <w:t>modos multijugador se percibieron completos y funcionales.</w:t>
       </w:r>
     </w:p>
     <w:p/>
@@ -1099,7 +1371,7 @@
     </w:p>
     <w:p>
       <w:r>
-        <w:t>que elevó la valoración de concepto gráfico a 4.67.</w:t>
+        <w:t>que elevó la valoración de concepto gráfico a 4.60.</w:t>
       </w:r>
     </w:p>
     <w:p>

--- a/Docs/Evidencias/GA5-AA2-EV01_Informe_Hallazgos.docx
+++ b/Docs/Evidencias/GA5-AA2-EV01_Informe_Hallazgos.docx
@@ -63,6 +63,28 @@
       </w:r>
       <w:r>
         <w:t xml:space="preserve"> 3336511</w:t>
+      </w:r>
+    </w:p>
+    <w:p>
+      <w:r>
+        <w:rPr>
+          <w:b/>
+        </w:rPr>
+        <w:t>Formulario aplicado (Google Forms):</w:t>
+      </w:r>
+      <w:r>
+        <w:t xml:space="preserve"> &lt;https://docs.google.com/forms/d/e/1FAIpQLSeePkpwiZbBUEjVSZMQqB_Svr0BzVuGsiC_B5i-UrjwJA_rYg/viewform&gt;</w:t>
+      </w:r>
+    </w:p>
+    <w:p>
+      <w:r>
+        <w:rPr>
+          <w:b/>
+        </w:rPr>
+        <w:t>Respuestas:</w:t>
+      </w:r>
+      <w:r>
+        <w:t xml:space="preserve"> &lt;https://docs.google.com/spreadsheets/d/1Z-BRPvt6kR823RYpHda_g-1CGeblpPiVRACWpRiF83M/edit&gt;</w:t>
       </w:r>
     </w:p>
     <w:p/>

--- a/Docs/Evidencias/GA5-AA2-EV01_Informe_Hallazgos.docx
+++ b/Docs/Evidencias/GA5-AA2-EV01_Informe_Hallazgos.docx
@@ -1024,6 +1024,20 @@
         <w:rPr>
           <w:rFonts w:ascii="Consolas" w:hAnsi="Consolas"/>
         </w:rPr>
+        <w:t>Analitica/respuestas_raw.csv</w:t>
+      </w:r>
+      <w:r>
+        <w:t xml:space="preserve"> — exportación original del formulario de Google Forms.</w:t>
+      </w:r>
+    </w:p>
+    <w:p>
+      <w:pPr>
+        <w:pStyle w:val="ListBullet"/>
+      </w:pPr>
+      <w:r>
+        <w:rPr>
+          <w:rFonts w:ascii="Consolas" w:hAnsi="Consolas"/>
+        </w:rPr>
         <w:t>Analitica/reporte_google_forms.md</w:t>
       </w:r>
       <w:r>
